--- a/Lumbee_RIVR_Tech_IRU_Package/03_Operational_Schedules/Exhibit_N_Form_of_Asset_Addition_Certificate.docx
+++ b/Lumbee_RIVR_Tech_IRU_Package/03_Operational_Schedules/Exhibit_N_Form_of_Asset_Addition_Certificate.docx
@@ -1049,7 +1049,7 @@
                 <w:i w:val="0"/>
                 <w:sz w:val="20"/>
               </w:rPr>
-              <w:t>Tribe — authorized representative</w:t>
+              <w:t>Lumbee Tribe — authorized representative</w:t>
             </w:r>
           </w:p>
         </w:tc>
